--- a/report/findings_summary.docx
+++ b/report/findings_summary.docx
@@ -3554,6 +3554,288 @@
     </w:p>
     <w:p>
       <w:pPr>
+        <w:pStyle w:val="Heading3"/>
+        <w:spacing w:before="160" w:after="60"/>
+      </w:pPr>
+      <w:r>
+        <w:rPr>
+          <w:b/>
+          <w:sz w:val="22"/>
+        </w:rPr>
+        <w:t>OpenStreetMap Infrastructure Cross-Validation</w:t>
+      </w:r>
+    </w:p>
+    <w:p>
+      <w:pPr>
+        <w:spacing w:before="0" w:after="120"/>
+      </w:pPr>
+      <w:r>
+        <w:t>The OSM Overpass API was queried for all 100 top-priority Thailand Grade D segments, providing an independent ground-truth check on the VLM's infrastructure assessments.</w:t>
+      </w:r>
+    </w:p>
+    <w:tbl>
+      <w:tblPr>
+        <w:tblStyle w:val="TableGrid"/>
+        <w:tblW w:type="auto" w:w="0"/>
+        <w:tblLook w:firstColumn="1" w:firstRow="1" w:lastColumn="0" w:lastRow="0" w:noHBand="0" w:noVBand="1" w:val="04A0"/>
+      </w:tblPr>
+      <w:tblGrid>
+        <w:gridCol w:w="4392"/>
+        <w:gridCol w:w="4392"/>
+      </w:tblGrid>
+      <w:tr>
+        <w:tc>
+          <w:tcPr>
+            <w:tcW w:type="dxa" w:w="4392"/>
+            <w:shd w:val="clear" w:color="auto" w:fill="1E40AF"/>
+          </w:tcPr>
+          <w:p>
+            <w:pPr>
+              <w:spacing w:after="40"/>
+            </w:pPr>
+            <w:r>
+              <w:rPr>
+                <w:b/>
+                <w:color w:val="FFFFFF"/>
+              </w:rPr>
+              <w:t>OSM attribute</w:t>
+            </w:r>
+          </w:p>
+        </w:tc>
+        <w:tc>
+          <w:tcPr>
+            <w:tcW w:type="dxa" w:w="4392"/>
+            <w:shd w:val="clear" w:color="auto" w:fill="1E40AF"/>
+          </w:tcPr>
+          <w:p>
+            <w:pPr>
+              <w:spacing w:after="40"/>
+            </w:pPr>
+            <w:r>
+              <w:rPr>
+                <w:b/>
+                <w:color w:val="FFFFFF"/>
+              </w:rPr>
+              <w:t>Thailand Grade D (top 100)</w:t>
+            </w:r>
+          </w:p>
+        </w:tc>
+      </w:tr>
+      <w:tr>
+        <w:tc>
+          <w:tcPr>
+            <w:tcW w:type="dxa" w:w="4392"/>
+          </w:tcPr>
+          <w:p>
+            <w:pPr>
+              <w:spacing w:after="40"/>
+            </w:pPr>
+            <w:r>
+              <w:t>Has sidewalk</w:t>
+            </w:r>
+          </w:p>
+        </w:tc>
+        <w:tc>
+          <w:tcPr>
+            <w:tcW w:type="dxa" w:w="4392"/>
+          </w:tcPr>
+          <w:p>
+            <w:pPr>
+              <w:spacing w:after="40"/>
+            </w:pPr>
+            <w:r>
+              <w:t>0 / 46 enriched segments (0%)</w:t>
+            </w:r>
+          </w:p>
+        </w:tc>
+      </w:tr>
+      <w:tr>
+        <w:tc>
+          <w:tcPr>
+            <w:tcW w:type="dxa" w:w="4392"/>
+          </w:tcPr>
+          <w:p>
+            <w:pPr>
+              <w:spacing w:after="40"/>
+            </w:pPr>
+            <w:r>
+              <w:t>Has pedestrian crossing</w:t>
+            </w:r>
+          </w:p>
+        </w:tc>
+        <w:tc>
+          <w:tcPr>
+            <w:tcW w:type="dxa" w:w="4392"/>
+          </w:tcPr>
+          <w:p>
+            <w:pPr>
+              <w:spacing w:after="40"/>
+            </w:pPr>
+            <w:r>
+              <w:t>0 / 46 (0%)</w:t>
+            </w:r>
+          </w:p>
+        </w:tc>
+      </w:tr>
+      <w:tr>
+        <w:tc>
+          <w:tcPr>
+            <w:tcW w:type="dxa" w:w="4392"/>
+          </w:tcPr>
+          <w:p>
+            <w:pPr>
+              <w:spacing w:after="40"/>
+            </w:pPr>
+            <w:r>
+              <w:t>Has traffic calming</w:t>
+            </w:r>
+          </w:p>
+        </w:tc>
+        <w:tc>
+          <w:tcPr>
+            <w:tcW w:type="dxa" w:w="4392"/>
+          </w:tcPr>
+          <w:p>
+            <w:pPr>
+              <w:spacing w:after="40"/>
+            </w:pPr>
+            <w:r>
+              <w:t>0 / 46 (0%)</w:t>
+            </w:r>
+          </w:p>
+        </w:tc>
+      </w:tr>
+      <w:tr>
+        <w:tc>
+          <w:tcPr>
+            <w:tcW w:type="dxa" w:w="4392"/>
+          </w:tcPr>
+          <w:p>
+            <w:pPr>
+              <w:spacing w:after="40"/>
+            </w:pPr>
+            <w:r>
+              <w:t>Street lighting present</w:t>
+            </w:r>
+          </w:p>
+        </w:tc>
+        <w:tc>
+          <w:tcPr>
+            <w:tcW w:type="dxa" w:w="4392"/>
+          </w:tcPr>
+          <w:p>
+            <w:pPr>
+              <w:spacing w:after="40"/>
+            </w:pPr>
+            <w:r>
+              <w:t>1 / 46 (2.2%)</w:t>
+            </w:r>
+          </w:p>
+        </w:tc>
+      </w:tr>
+      <w:tr>
+        <w:tc>
+          <w:tcPr>
+            <w:tcW w:type="dxa" w:w="4392"/>
+          </w:tcPr>
+          <w:p>
+            <w:pPr>
+              <w:spacing w:after="40"/>
+            </w:pPr>
+            <w:r>
+              <w:t>Average OSM max speed</w:t>
+            </w:r>
+          </w:p>
+        </w:tc>
+        <w:tc>
+          <w:tcPr>
+            <w:tcW w:type="dxa" w:w="4392"/>
+          </w:tcPr>
+          <w:p>
+            <w:pPr>
+              <w:spacing w:after="40"/>
+            </w:pPr>
+            <w:r>
+              <w:t>91.8 km/h</w:t>
+            </w:r>
+          </w:p>
+        </w:tc>
+      </w:tr>
+      <w:tr>
+        <w:tc>
+          <w:tcPr>
+            <w:tcW w:type="dxa" w:w="4392"/>
+          </w:tcPr>
+          <w:p>
+            <w:pPr>
+              <w:spacing w:after="40"/>
+            </w:pPr>
+            <w:r>
+              <w:t>Average lanes</w:t>
+            </w:r>
+          </w:p>
+        </w:tc>
+        <w:tc>
+          <w:tcPr>
+            <w:tcW w:type="dxa" w:w="4392"/>
+          </w:tcPr>
+          <w:p>
+            <w:pPr>
+              <w:spacing w:after="40"/>
+            </w:pPr>
+            <w:r>
+              <w:t>2.8</w:t>
+            </w:r>
+          </w:p>
+        </w:tc>
+      </w:tr>
+      <w:tr>
+        <w:tc>
+          <w:tcPr>
+            <w:tcW w:type="dxa" w:w="4392"/>
+          </w:tcPr>
+          <w:p>
+            <w:pPr>
+              <w:spacing w:after="40"/>
+            </w:pPr>
+            <w:r>
+              <w:t>Average infrastructure score</w:t>
+            </w:r>
+          </w:p>
+        </w:tc>
+        <w:tc>
+          <w:tcPr>
+            <w:tcW w:type="dxa" w:w="4392"/>
+          </w:tcPr>
+          <w:p>
+            <w:pPr>
+              <w:spacing w:after="40"/>
+            </w:pPr>
+            <w:r>
+              <w:t>0.004 / 1.0</w:t>
+            </w:r>
+          </w:p>
+        </w:tc>
+      </w:tr>
+    </w:tbl>
+    <w:p/>
+    <w:p>
+      <w:pPr>
+        <w:spacing w:before="0" w:after="120"/>
+      </w:pPr>
+      <w:r/>
+      <w:r>
+        <w:rPr>
+          <w:b/>
+        </w:rPr>
+        <w:t>Interpretation:</w:t>
+      </w:r>
+      <w:r>
+        <w:t xml:space="preserve"> Every single one of the top-priority Thailand Grade D segments has zero pedestrian infrastructure according to OSM ground truth. This is not a model artifact — it is confirmed by the world's most comprehensive crowd-sourced road database. High-speed, multi-lane roads with no sidewalks, no crossings, no traffic calming and almost no lighting are exactly the conditions the Safe System identifies as most lethal for vulnerable road users. The OSM infrastructure score of 0.004 (near-theoretical minimum) independently validates the model's "Infrastructure Void" and "Urban Speedway" archetype assignments.</w:t>
+      </w:r>
+    </w:p>
+    <w:p>
+      <w:pPr>
         <w:spacing w:before="120" w:after="120"/>
         <w:pBdr>
           <w:bottom w:val="single" w:sz="6" w:space="1" w:color="AAAAAA"/>
@@ -4053,7 +4335,7 @@
           <w:b/>
           <w:sz w:val="26"/>
         </w:rPr>
-        <w:t>6. Conclusion</w:t>
+        <w:t>7. Conclusion</w:t>
       </w:r>
     </w:p>
     <w:p>

--- a/report/findings_summary.docx
+++ b/report/findings_summary.docx
@@ -1676,7 +1676,7 @@
         <w:spacing w:before="0" w:after="120"/>
       </w:pPr>
       <w:r>
-        <w:t>Of the 376 Grade D segments, a subset have 95% CIs that narrow on the C/D boundary — meaning some are robustly Grade D (CI entirely within 60–80) while others could be Grade C under a slightly different data realisation. The model flags these explicitly rather than treating the boundary as definitive.</w:t>
+        <w:t>Of the 401 Grade D segments, a subset have 95% CIs that narrow on the C/D boundary — meaning some are robustly Grade D (CI entirely within 60–80) while others could be Grade C under a slightly different data realisation. The model flags these explicitly rather than treating the boundary as definitive.</w:t>
       </w:r>
     </w:p>
     <w:p>
@@ -1861,7 +1861,7 @@
         <w:spacing w:before="0" w:after="120"/>
       </w:pPr>
       <w:r>
-        <w:t xml:space="preserve">The 376 Grade D segments cluster into archetypes. The dominant pattern is </w:t>
+        <w:t xml:space="preserve">The 401 Grade D segments cluster into archetypes. The dominant pattern is </w:t>
       </w:r>
       <w:r>
         <w:rPr>
@@ -2515,7 +2515,7 @@
         <w:t>Systematic urban speed audit</w:t>
       </w:r>
       <w:r>
-        <w:t xml:space="preserve"> of all 376 Grade D segments; prioritise those with </w:t>
+        <w:t xml:space="preserve"> of all 401 Grade D segments; prioritise those with </w:t>
       </w:r>
       <w:r>
         <w:rPr>

--- a/report/findings_summary.docx
+++ b/report/findings_summary.docx
@@ -3570,7 +3570,7 @@
         <w:spacing w:before="0" w:after="120"/>
       </w:pPr>
       <w:r>
-        <w:t>The OSM Overpass API was queried for all 100 top-priority Thailand Grade D segments, providing an independent ground-truth check on the VLM's infrastructure assessments.</w:t>
+        <w:t>The OSM Overpass API was queried for the top 100 priority segments in both regions, providing an independent ground-truth check on the VLM's infrastructure assessments.</w:t>
       </w:r>
     </w:p>
     <w:tbl>
@@ -3580,13 +3580,14 @@
         <w:tblLook w:firstColumn="1" w:firstRow="1" w:lastColumn="0" w:lastRow="0" w:noHBand="0" w:noVBand="1" w:val="04A0"/>
       </w:tblPr>
       <w:tblGrid>
-        <w:gridCol w:w="4392"/>
-        <w:gridCol w:w="4392"/>
+        <w:gridCol w:w="2928"/>
+        <w:gridCol w:w="2928"/>
+        <w:gridCol w:w="2928"/>
       </w:tblGrid>
       <w:tr>
         <w:tc>
           <w:tcPr>
-            <w:tcW w:type="dxa" w:w="4392"/>
+            <w:tcW w:type="dxa" w:w="2928"/>
             <w:shd w:val="clear" w:color="auto" w:fill="1E40AF"/>
           </w:tcPr>
           <w:p>
@@ -3604,7 +3605,7 @@
         </w:tc>
         <w:tc>
           <w:tcPr>
-            <w:tcW w:type="dxa" w:w="4392"/>
+            <w:tcW w:type="dxa" w:w="2928"/>
             <w:shd w:val="clear" w:color="auto" w:fill="1E40AF"/>
           </w:tcPr>
           <w:p>
@@ -3616,7 +3617,25 @@
                 <w:b/>
                 <w:color w:val="FFFFFF"/>
               </w:rPr>
-              <w:t>Thailand Grade D (top 100)</w:t>
+              <w:t>Thailand Grade D (46 enriched / 100 queried)</w:t>
+            </w:r>
+          </w:p>
+        </w:tc>
+        <w:tc>
+          <w:tcPr>
+            <w:tcW w:type="dxa" w:w="2928"/>
+            <w:shd w:val="clear" w:color="auto" w:fill="1E40AF"/>
+          </w:tcPr>
+          <w:p>
+            <w:pPr>
+              <w:spacing w:after="40"/>
+            </w:pPr>
+            <w:r>
+              <w:rPr>
+                <w:b/>
+                <w:color w:val="FFFFFF"/>
+              </w:rPr>
+              <w:t>Maharashtra Grade C (49 enriched / 100 queried)</w:t>
             </w:r>
           </w:p>
         </w:tc>
@@ -3624,7 +3643,7 @@
       <w:tr>
         <w:tc>
           <w:tcPr>
-            <w:tcW w:type="dxa" w:w="4392"/>
+            <w:tcW w:type="dxa" w:w="2928"/>
           </w:tcPr>
           <w:p>
             <w:pPr>
@@ -3637,14 +3656,27 @@
         </w:tc>
         <w:tc>
           <w:tcPr>
-            <w:tcW w:type="dxa" w:w="4392"/>
+            <w:tcW w:type="dxa" w:w="2928"/>
           </w:tcPr>
           <w:p>
             <w:pPr>
               <w:spacing w:after="40"/>
             </w:pPr>
             <w:r>
-              <w:t>0 / 46 enriched segments (0%)</w:t>
+              <w:t>0 (0.0%)</w:t>
+            </w:r>
+          </w:p>
+        </w:tc>
+        <w:tc>
+          <w:tcPr>
+            <w:tcW w:type="dxa" w:w="2928"/>
+          </w:tcPr>
+          <w:p>
+            <w:pPr>
+              <w:spacing w:after="40"/>
+            </w:pPr>
+            <w:r>
+              <w:t>0 (0.0%)</w:t>
             </w:r>
           </w:p>
         </w:tc>
@@ -3652,7 +3684,7 @@
       <w:tr>
         <w:tc>
           <w:tcPr>
-            <w:tcW w:type="dxa" w:w="4392"/>
+            <w:tcW w:type="dxa" w:w="2928"/>
           </w:tcPr>
           <w:p>
             <w:pPr>
@@ -3665,14 +3697,27 @@
         </w:tc>
         <w:tc>
           <w:tcPr>
-            <w:tcW w:type="dxa" w:w="4392"/>
+            <w:tcW w:type="dxa" w:w="2928"/>
           </w:tcPr>
           <w:p>
             <w:pPr>
               <w:spacing w:after="40"/>
             </w:pPr>
             <w:r>
-              <w:t>0 / 46 (0%)</w:t>
+              <w:t>0 (0.0%)</w:t>
+            </w:r>
+          </w:p>
+        </w:tc>
+        <w:tc>
+          <w:tcPr>
+            <w:tcW w:type="dxa" w:w="2928"/>
+          </w:tcPr>
+          <w:p>
+            <w:pPr>
+              <w:spacing w:after="40"/>
+            </w:pPr>
+            <w:r>
+              <w:t>0 (0.0%)</w:t>
             </w:r>
           </w:p>
         </w:tc>
@@ -3680,7 +3725,7 @@
       <w:tr>
         <w:tc>
           <w:tcPr>
-            <w:tcW w:type="dxa" w:w="4392"/>
+            <w:tcW w:type="dxa" w:w="2928"/>
           </w:tcPr>
           <w:p>
             <w:pPr>
@@ -3693,14 +3738,27 @@
         </w:tc>
         <w:tc>
           <w:tcPr>
-            <w:tcW w:type="dxa" w:w="4392"/>
+            <w:tcW w:type="dxa" w:w="2928"/>
           </w:tcPr>
           <w:p>
             <w:pPr>
               <w:spacing w:after="40"/>
             </w:pPr>
             <w:r>
-              <w:t>0 / 46 (0%)</w:t>
+              <w:t>0 (0.0%)</w:t>
+            </w:r>
+          </w:p>
+        </w:tc>
+        <w:tc>
+          <w:tcPr>
+            <w:tcW w:type="dxa" w:w="2928"/>
+          </w:tcPr>
+          <w:p>
+            <w:pPr>
+              <w:spacing w:after="40"/>
+            </w:pPr>
+            <w:r>
+              <w:t>0 (0.0%)</w:t>
             </w:r>
           </w:p>
         </w:tc>
@@ -3708,27 +3766,40 @@
       <w:tr>
         <w:tc>
           <w:tcPr>
-            <w:tcW w:type="dxa" w:w="4392"/>
+            <w:tcW w:type="dxa" w:w="2928"/>
           </w:tcPr>
           <w:p>
             <w:pPr>
               <w:spacing w:after="40"/>
             </w:pPr>
             <w:r>
-              <w:t>Street lighting present</w:t>
+              <w:t>Street lighting</w:t>
             </w:r>
           </w:p>
         </w:tc>
         <w:tc>
           <w:tcPr>
-            <w:tcW w:type="dxa" w:w="4392"/>
+            <w:tcW w:type="dxa" w:w="2928"/>
           </w:tcPr>
           <w:p>
             <w:pPr>
               <w:spacing w:after="40"/>
             </w:pPr>
             <w:r>
-              <w:t>1 / 46 (2.2%)</w:t>
+              <w:t>1 (2.2%)</w:t>
+            </w:r>
+          </w:p>
+        </w:tc>
+        <w:tc>
+          <w:tcPr>
+            <w:tcW w:type="dxa" w:w="2928"/>
+          </w:tcPr>
+          <w:p>
+            <w:pPr>
+              <w:spacing w:after="40"/>
+            </w:pPr>
+            <w:r>
+              <w:t>0 (0.0%)</w:t>
             </w:r>
           </w:p>
         </w:tc>
@@ -3736,20 +3807,61 @@
       <w:tr>
         <w:tc>
           <w:tcPr>
-            <w:tcW w:type="dxa" w:w="4392"/>
+            <w:tcW w:type="dxa" w:w="2928"/>
           </w:tcPr>
           <w:p>
             <w:pPr>
               <w:spacing w:after="40"/>
             </w:pPr>
             <w:r>
-              <w:t>Average OSM max speed</w:t>
+              <w:t>Avg infrastructure score</w:t>
             </w:r>
           </w:p>
         </w:tc>
         <w:tc>
           <w:tcPr>
-            <w:tcW w:type="dxa" w:w="4392"/>
+            <w:tcW w:type="dxa" w:w="2928"/>
+          </w:tcPr>
+          <w:p>
+            <w:pPr>
+              <w:spacing w:after="40"/>
+            </w:pPr>
+            <w:r>
+              <w:t>0.004 / 1.0</w:t>
+            </w:r>
+          </w:p>
+        </w:tc>
+        <w:tc>
+          <w:tcPr>
+            <w:tcW w:type="dxa" w:w="2928"/>
+          </w:tcPr>
+          <w:p>
+            <w:pPr>
+              <w:spacing w:after="40"/>
+            </w:pPr>
+            <w:r>
+              <w:t>0.000 / 1.0</w:t>
+            </w:r>
+          </w:p>
+        </w:tc>
+      </w:tr>
+      <w:tr>
+        <w:tc>
+          <w:tcPr>
+            <w:tcW w:type="dxa" w:w="2928"/>
+          </w:tcPr>
+          <w:p>
+            <w:pPr>
+              <w:spacing w:after="40"/>
+            </w:pPr>
+            <w:r>
+              <w:t>Avg OSM max speed</w:t>
+            </w:r>
+          </w:p>
+        </w:tc>
+        <w:tc>
+          <w:tcPr>
+            <w:tcW w:type="dxa" w:w="2928"/>
           </w:tcPr>
           <w:p>
             <w:pPr>
@@ -3760,24 +3872,37 @@
             </w:r>
           </w:p>
         </w:tc>
-      </w:tr>
-      <w:tr>
         <w:tc>
           <w:tcPr>
-            <w:tcW w:type="dxa" w:w="4392"/>
+            <w:tcW w:type="dxa" w:w="2928"/>
           </w:tcPr>
           <w:p>
             <w:pPr>
               <w:spacing w:after="40"/>
             </w:pPr>
             <w:r>
-              <w:t>Average lanes</w:t>
+              <w:t>—</w:t>
+            </w:r>
+          </w:p>
+        </w:tc>
+      </w:tr>
+      <w:tr>
+        <w:tc>
+          <w:tcPr>
+            <w:tcW w:type="dxa" w:w="2928"/>
+          </w:tcPr>
+          <w:p>
+            <w:pPr>
+              <w:spacing w:after="40"/>
+            </w:pPr>
+            <w:r>
+              <w:t>Avg lanes</w:t>
             </w:r>
           </w:p>
         </w:tc>
         <w:tc>
           <w:tcPr>
-            <w:tcW w:type="dxa" w:w="4392"/>
+            <w:tcW w:type="dxa" w:w="2928"/>
           </w:tcPr>
           <w:p>
             <w:pPr>
@@ -3788,31 +3913,16 @@
             </w:r>
           </w:p>
         </w:tc>
-      </w:tr>
-      <w:tr>
         <w:tc>
           <w:tcPr>
-            <w:tcW w:type="dxa" w:w="4392"/>
+            <w:tcW w:type="dxa" w:w="2928"/>
           </w:tcPr>
           <w:p>
             <w:pPr>
               <w:spacing w:after="40"/>
             </w:pPr>
             <w:r>
-              <w:t>Average infrastructure score</w:t>
-            </w:r>
-          </w:p>
-        </w:tc>
-        <w:tc>
-          <w:tcPr>
-            <w:tcW w:type="dxa" w:w="4392"/>
-          </w:tcPr>
-          <w:p>
-            <w:pPr>
-              <w:spacing w:after="40"/>
-            </w:pPr>
-            <w:r>
-              <w:t>0.004 / 1.0</w:t>
+              <w:t>—</w:t>
             </w:r>
           </w:p>
         </w:tc>
@@ -3831,7 +3941,23 @@
         <w:t>Interpretation:</w:t>
       </w:r>
       <w:r>
-        <w:t xml:space="preserve"> Every single one of the top-priority Thailand Grade D segments has zero pedestrian infrastructure according to OSM ground truth. This is not a model artifact — it is confirmed by the world's most comprehensive crowd-sourced road database. High-speed, multi-lane roads with no sidewalks, no crossings, no traffic calming and almost no lighting are exactly the conditions the Safe System identifies as most lethal for vulnerable road users. The OSM infrastructure score of 0.004 (near-theoretical minimum) independently validates the model's "Infrastructure Void" and "Urban Speedway" archetype assignments.</w:t>
+        <w:t xml:space="preserve"> Across both regions, not a single high-risk segment has a sidewalk, pedestrian crossing, or traffic calming feature. Maharashtra's infrastructure score is 0.000 — the absolute theoretical minimum. Thailand achieves 0.004 solely because one of 46 enriched segments has street lighting.</w:t>
+      </w:r>
+    </w:p>
+    <w:p>
+      <w:pPr>
+        <w:spacing w:before="0" w:after="120"/>
+      </w:pPr>
+      <w:r>
+        <w:t>This is not a model artifact. The world's most comprehensive crowd-sourced road database independently confirms that high-risk segments identified by the AI model have zero protective infrastructure. Combined with Maharashtra's 1.2% helmet-wearing rate among motorcycle passengers, the survival probability in a crash on a Grade C segment approaches zero.</w:t>
+      </w:r>
+    </w:p>
+    <w:p>
+      <w:pPr>
+        <w:spacing w:before="0" w:after="120"/>
+      </w:pPr>
+      <w:r>
+        <w:t>The OSM cross-validation independently validates the model's archetype assignments: Urban Speedway segments (no traffic calming, no crossing infrastructure) and Infrastructure Void segments (no sidewalk, no crossing) are precisely what OSM documents on the ground.</w:t>
       </w:r>
     </w:p>
     <w:p>
